--- a/submission/09_tus_2019_2024/package/manuscript_anonymised.docx
+++ b/submission/09_tus_2019_2024/package/manuscript_anonymised.docx
@@ -33,7 +33,7 @@
         <w:t xml:space="preserve"> </w:t>
       </w:r>
       <w:r>
-        <w:t xml:space="preserve">Official labour force statistics record a steep rise in Indian women’s employment after 2019. Time diaries show what that rise meant for women’s days. I compare India’s nationally representative Time Use Surveys of 2019 and 2024 (770,848 diaries of persons aged 15 and over). After harmonising the two surveys, I decompose changes across the full 1,440-minute day. Women’s mean time in employment rose by 11.1 minutes a day, almost entirely because more women worked on the diary day (20.6% to 23.7%); minutes per worker did not change. About 8 in 10 of these minutes reflect a shift of women out of domestic duties and into self-employment and salaried work as their principal activity. Women’s unpaid domestic and care work did not fall: less time cleaning was offset by more childcare, and the gender gap in unpaid work narrowed by only 3.2 minutes, to 289 minutes a day. Men’s employment time rose about twice as much, partly offset by less own-use production. Reweighting the 2019 population to the 2024 composition enlarges rather than removes the rise in women’s paid work. Gains in paid work were largest for women aged 45 to 59 and women with little schooling. The new paid work has so far been added to women’s days rather than redistributing their unpaid work.</w:t>
+        <w:t xml:space="preserve">Official statistics record a steep rise in Indian women’s employment after 2019; time diaries show what it meant for women’s days. I compare India’s nationally representative Time Use Surveys of 2019 and 2024 (770,848 diaries, ages 15 and over). I harmonise them and decompose changes across the full 1,440-minute day. Women’s mean time in employment rose by 11.1 minutes a day, almost entirely because more women worked on the diary day (20.6% to 23.7%); minutes per worker did not change. About 8 in 10 of these minutes reflect a shift of women out of domestic duties and into self-employment and salaried work. Women’s unpaid domestic and care work did not fall: less time cleaning was offset by more childcare, and the gender gap in unpaid work narrowed by only 3.2 minutes, to 289 minutes a day. Men’s employment time rose about twice as much, partly offset by less own-use production. Reweighting 2019 to the 2024 population composition enlarges, rather than removes, this rise. Gains were largest for women aged 45 to 59 and women with little schooling. The new paid work has been added to women’s days without reducing their unpaid work.</w:t>
       </w:r>
     </w:p>
     <w:p>
